--- a/presentation/stripe_technologies_bloc2.docx
+++ b/presentation/stripe_technologies_bloc2.docx
@@ -15116,7 +15116,7 @@
                 <w:sz w:val="18"/>
                 <w:szCs w:val="18"/>
               </w:rPr>
-              <w:t xml:space="preserve">Premières exécutions le 15/09/2026 : trois corrections révélées par le runner (images amd64, attente puis nom du connecteur Debezium, incohérent entre le template et le script).</w:t>
+              <w:t xml:space="preserve">Verte depuis le 16/09/2026. Les six premiers passages ont révélé six bugs invisibles en local (plateforme des images, nom du connecteur Debezium, utilisateur MongoDB, vues matérialisées, index TTL des journaux, seuils ML appliqués au moteur à règles) : une installation neuve teste ce que le poste de développement ne teste plus.</w:t>
             </w:r>
           </w:p>
         </w:tc>

--- a/presentation/stripe_technologies_bloc2.docx
+++ b/presentation/stripe_technologies_bloc2.docx
@@ -2848,7 +2848,7 @@
                 <w:sz w:val="18"/>
                 <w:szCs w:val="18"/>
               </w:rPr>
-              <w:t xml:space="preserve">1.32.0 / 5.18.0</w:t>
+              <w:t xml:space="preserve">1.37.1 / 5.18.0</w:t>
             </w:r>
           </w:p>
         </w:tc>
@@ -9930,7 +9930,7 @@
                 <w:sz w:val="18"/>
                 <w:szCs w:val="18"/>
               </w:rPr>
-              <w:t xml:space="preserve">• Mesuré en service : précision 0,93, rappel 0,96</w:t>
+              <w:t xml:space="preserve">• Mesuré en service le 25/09/2026 (90 min, 32 281 transactions) : précision 0,88, rappel 0,64</w:t>
             </w:r>
           </w:p>
         </w:tc>
@@ -10050,7 +10050,7 @@
                 <w:sz w:val="18"/>
                 <w:szCs w:val="18"/>
               </w:rPr>
-              <w:t xml:space="preserve">Labels synthétiques (environ 25 % de fraude dans le trafic scoré) ; pas de retour arrière automatique si un réentraînement dégrade la précision.</w:t>
+              <w:t xml:space="preserve">Labels synthétiques et 14,5 % de fraude dans le trafic (0,1 à 0,5 % en réalité : précision estimée à 12 % à taux réel). Le 25/09, cinq réentraînements automatiques ont fait passer le rappel servi de 0,82 à 0,40 : retour arrière automatique ajouté dans ml/monitor.py et modèle restauré depuis le registre MLflow.</w:t>
             </w:r>
           </w:p>
         </w:tc>
@@ -12595,7 +12595,7 @@
                 <w:sz w:val="18"/>
                 <w:szCs w:val="18"/>
               </w:rPr>
-              <w:t xml:space="preserve">Streamlit 1.32.0, Plotly 5.18.0 ; http://localhost:8501</w:t>
+              <w:t xml:space="preserve">Streamlit 1.37.1 (1.32.0 abandonné le 25/09/2026, cf. limite), Plotly 5.18.0 ; http://localhost:8501</w:t>
             </w:r>
           </w:p>
         </w:tc>
@@ -12997,7 +12997,7 @@
                 <w:sz w:val="18"/>
                 <w:szCs w:val="18"/>
               </w:rPr>
-              <w:t xml:space="preserve">Authentification applicative à compte unique. Cible : service ECS privé derrière un fournisseur d’identité ; Grafana ou un front dédié pour la BI de production.</w:t>
+              <w:t xml:space="preserve">Authentification applicative à compte unique. Incident du 25/09/2026 : avec Streamlit 1.32.0, la page devenait blanche après connexion (erreur du front « reading 'vertical' ») dès que le volume de données allongeait la page ; diagnostiqué par bissection et corrigé en passant à 1.37.1. Cible : service ECS privé derrière un fournisseur d’identité ; Grafana ou un front dédié pour la BI de production.</w:t>
             </w:r>
           </w:p>
         </w:tc>

--- a/presentation/stripe_technologies_bloc2.docx
+++ b/presentation/stripe_technologies_bloc2.docx
@@ -994,7 +994,7 @@
                 <w:sz w:val="18"/>
                 <w:szCs w:val="18"/>
               </w:rPr>
-              <w:t xml:space="preserve">Dry-run</w:t>
+              <w:t xml:space="preserve">Compte d’essai</w:t>
             </w:r>
           </w:p>
         </w:tc>
@@ -1023,7 +1023,7 @@
                 <w:sz w:val="18"/>
                 <w:szCs w:val="18"/>
               </w:rPr>
-              <w:t xml:space="preserve">Code complet, exécuté sans écrire faute de compte (Snowflake)</w:t>
+              <w:t xml:space="preserve">Exécuté réellement sur un compte d’essai, hors CI (pas de secret) et hors production (Snowflake)</w:t>
             </w:r>
           </w:p>
         </w:tc>
@@ -1786,7 +1786,7 @@
                 <w:sz w:val="18"/>
                 <w:szCs w:val="18"/>
               </w:rPr>
-              <w:t xml:space="preserve">SaaS</w:t>
+              <w:t xml:space="preserve">SaaS (AWS eu-west-3)</w:t>
             </w:r>
           </w:p>
         </w:tc>
@@ -1815,7 +1815,7 @@
                 <w:sz w:val="18"/>
                 <w:szCs w:val="18"/>
               </w:rPr>
-              <w:t xml:space="preserve">Dry-run</w:t>
+              <w:t xml:space="preserve">Compte d’essai</w:t>
             </w:r>
           </w:p>
         </w:tc>
@@ -5828,7 +5828,7 @@
                 <w:sz w:val="18"/>
                 <w:szCs w:val="18"/>
               </w:rPr>
-              <w:t xml:space="preserve">Dry-run</w:t>
+              <w:t xml:space="preserve">Compte d’essai (branché le 25/09/2026)</w:t>
             </w:r>
           </w:p>
         </w:tc>
@@ -6202,7 +6202,7 @@
                 <w:sz w:val="18"/>
                 <w:szCs w:val="18"/>
               </w:rPr>
-              <w:t xml:space="preserve">Aucun compte connecté : le chargement affiche ce qui serait écrit sans rien envoyer. Procédure de passage à un compte payant dans le README.</w:t>
+              <w:t xml:space="preserve">Compte d’essai avec le rôle ACCOUNTADMIN et un mot de passe ; 59 119 lignes chargées le premier jour pour 0,024 crédit. Le premier export réel a révélé deux erreurs que le dry-run cachait (executemany sur un MERGE, sous-requête corrélée). Rôles LOADER/ANALYST, clé RSA et network policy restent à faire (README).</w:t>
             </w:r>
           </w:p>
         </w:tc>
@@ -16827,7 +16827,7 @@
       <w:r>
         <w:drawing>
           <wp:inline distT="0" distB="0" distL="0" distR="0">
-            <wp:extent cx="5715000" cy="3714750"/>
+            <wp:extent cx="5715000" cy="3752850"/>
             <wp:effectExtent t="0" r="0" b="0" l="0"/>
             <wp:docPr id="1" name="Cible AWS décrite par Terraform (environnement prod)" descr="Cible AWS décrite par Terraform (environnement prod)" title="Cible AWS décrite par Terraform (environnement prod)"/>
             <wp:cNvGraphicFramePr>
@@ -16852,7 +16852,7 @@
                   <pic:spPr bwMode="auto">
                     <a:xfrm>
                       <a:off x="0" y="0"/>
-                      <a:ext cx="5715000" cy="3714750"/>
+                      <a:ext cx="5715000" cy="3752850"/>
                     </a:xfrm>
                     <a:prstGeom prst="rect">
                       <a:avLst/>
@@ -17761,7 +17761,7 @@
                 <w:sz w:val="18"/>
                 <w:szCs w:val="18"/>
               </w:rPr>
-              <w:t xml:space="preserve">Client Snowflake (utilisé en dry-run)</w:t>
+              <w:t xml:space="preserve">Client Snowflake (export réel sur le compte d’essai)</w:t>
             </w:r>
           </w:p>
         </w:tc>
@@ -19448,7 +19448,7 @@
                 <w:sz w:val="18"/>
                 <w:szCs w:val="18"/>
               </w:rPr>
-              <w:t xml:space="preserve">Calcul et stockage séparés, facturation à la seconde, colonnaire ; il n’est qu’en dry-run faute de compte.</w:t>
+              <w:t xml:space="preserve">Calcul et stockage séparés, facturation à la seconde, colonnaire ; branché sur un compte d’essai : 59 119 lignes chargées pour 0,024 crédit.</w:t>
             </w:r>
           </w:p>
         </w:tc>
